--- a/tech_cards/бытовое помещение клининга_tech_card.docx
+++ b/tech_cards/бытовое помещение клининга_tech_card.docx
@@ -988,7 +988,6 @@
         <w:tc>
           <w:tcPr>
             <w:tcW w:w="510" w:type="dxa"/>
-            <w:vMerge w:val="restart"/>
             <w:noWrap/>
             <w:tcMar>
               <w:left w:w="0" w:type="dxa"/>
@@ -997,6 +996,8 @@
             <w:textDirection w:val="btLr"/>
             <w:tcFitText/>
             <w:vAlign w:val="center"/>
+            <w:vMerge w:val="restart"/>
+            <w:shd w:val="clear" w:color="auto" w:fill="#32CD32"/>
           </w:tcPr>
           <w:p>
             <w:pPr>
@@ -1008,7 +1009,7 @@
                 <w:rFonts w:ascii="Arial" w:hAnsi="Arial"/>
                 <w:b/>
               </w:rPr>
-              <w:t xml:space="preserve">промаркированный</w:t>
+              <w:t xml:space="preserve">лаймовый</w:t>
             </w:r>
           </w:p>
         </w:tc>
@@ -1222,7 +1223,6 @@
         <w:tc>
           <w:tcPr>
             <w:tcW w:w="510" w:type="dxa"/>
-            <w:vMerge/>
             <w:noWrap/>
             <w:tcMar>
               <w:left w:w="0" w:type="dxa"/>
@@ -1231,6 +1231,8 @@
             <w:textDirection w:val="btLr"/>
             <w:tcFitText/>
             <w:vAlign w:val="center"/>
+            <w:vMerge/>
+            <w:shd w:val="clear" w:color="auto" w:fill="#32CD32"/>
           </w:tcPr>
           <w:p/>
         </w:tc>
@@ -1416,7 +1418,6 @@
         <w:tc>
           <w:tcPr>
             <w:tcW w:w="510" w:type="dxa"/>
-            <w:vMerge w:val="restart"/>
             <w:noWrap/>
             <w:tcMar>
               <w:left w:w="0" w:type="dxa"/>
@@ -1425,6 +1426,8 @@
             <w:textDirection w:val="btLr"/>
             <w:tcFitText/>
             <w:vAlign w:val="center"/>
+            <w:vMerge w:val="restart"/>
+            <w:shd w:val="clear" w:color="auto" w:fill="#32CD32"/>
           </w:tcPr>
           <w:p>
             <w:pPr>
@@ -1436,7 +1439,7 @@
                 <w:rFonts w:ascii="Arial" w:hAnsi="Arial"/>
                 <w:b/>
               </w:rPr>
-              <w:t xml:space="preserve">промаркированный</w:t>
+              <w:t xml:space="preserve">лаймовый</w:t>
             </w:r>
           </w:p>
         </w:tc>
@@ -1650,7 +1653,6 @@
         <w:tc>
           <w:tcPr>
             <w:tcW w:w="510" w:type="dxa"/>
-            <w:vMerge/>
             <w:noWrap/>
             <w:tcMar>
               <w:left w:w="0" w:type="dxa"/>
@@ -1659,6 +1661,8 @@
             <w:textDirection w:val="btLr"/>
             <w:tcFitText/>
             <w:vAlign w:val="center"/>
+            <w:vMerge/>
+            <w:shd w:val="clear" w:color="auto" w:fill="#32CD32"/>
           </w:tcPr>
           <w:p/>
         </w:tc>
@@ -1844,7 +1848,6 @@
         <w:tc>
           <w:tcPr>
             <w:tcW w:w="510" w:type="dxa"/>
-            <w:vMerge w:val="restart"/>
             <w:noWrap/>
             <w:tcMar>
               <w:left w:w="0" w:type="dxa"/>
@@ -1853,6 +1856,8 @@
             <w:textDirection w:val="btLr"/>
             <w:tcFitText/>
             <w:vAlign w:val="center"/>
+            <w:vMerge w:val="restart"/>
+            <w:shd w:val="clear" w:color="auto" w:fill="#32CD32"/>
           </w:tcPr>
           <w:p>
             <w:pPr>
@@ -1864,7 +1869,7 @@
                 <w:rFonts w:ascii="Arial" w:hAnsi="Arial"/>
                 <w:b/>
               </w:rPr>
-              <w:t xml:space="preserve">промаркированный</w:t>
+              <w:t xml:space="preserve">лаймовый</w:t>
             </w:r>
           </w:p>
         </w:tc>
@@ -2078,7 +2083,6 @@
         <w:tc>
           <w:tcPr>
             <w:tcW w:w="510" w:type="dxa"/>
-            <w:vMerge/>
             <w:noWrap/>
             <w:tcMar>
               <w:left w:w="0" w:type="dxa"/>
@@ -2087,6 +2091,8 @@
             <w:textDirection w:val="btLr"/>
             <w:tcFitText/>
             <w:vAlign w:val="center"/>
+            <w:vMerge/>
+            <w:shd w:val="clear" w:color="auto" w:fill="#32CD32"/>
           </w:tcPr>
           <w:p/>
         </w:tc>
@@ -2127,7 +2133,7 @@
                 <w:sz w:val="14"/>
                 <w:rFonts w:ascii="Arial" w:hAnsi="Arial"/>
               </w:rPr>
-              <w:t xml:space="preserve">двери, кабель-каналы (до 2 м), розетки, стены (до 2 м)</w:t>
+              <w:t xml:space="preserve">flow pack</w:t>
             </w:r>
           </w:p>
         </w:tc>
@@ -2175,7 +2181,7 @@
         <w:tc>
           <w:tcPr>
             <w:tcW w:w="1913" w:type="dxa"/>
-            <w:shd w:val="clear" w:color="auto" w:fill="99FF99"/>
+            <w:shd w:val="clear" w:color="auto" w:fill="FFCCCC"/>
           </w:tcPr>
           <w:p>
             <w:pPr>
@@ -2187,7 +2193,7 @@
                 <w:b/>
                 <w:sz w:val="14"/>
               </w:rPr>
-              <w:t>ХИМИТЕК ИЗУМРУД 310</w:t>
+              <w:t>ХИМИТЕК ИЗУМРУД 500</w:t>
             </w:r>
           </w:p>
         </w:tc>
@@ -2221,7 +2227,7 @@
                 <w:rFonts w:ascii="Arial" w:hAnsi="Arial"/>
                 <w:sz w:val="14"/>
               </w:rPr>
-              <w:t>1,0 % - 2,0 %</w:t>
+              <w:t>50%</w:t>
             </w:r>
             <w:r>
               <w:br/>
@@ -2248,7 +2254,7 @@
                 <w:sz w:val="14"/>
                 <w:rFonts w:ascii="Arial" w:hAnsi="Arial"/>
               </w:rPr>
-              <w:t xml:space="preserve">не ниже 40°C</w:t>
+              <w:t xml:space="preserve">не ниже 40°С</w:t>
             </w:r>
           </w:p>
         </w:tc>
@@ -2272,7 +2278,6 @@
         <w:tc>
           <w:tcPr>
             <w:tcW w:w="510" w:type="dxa"/>
-            <w:vMerge w:val="restart"/>
             <w:noWrap/>
             <w:tcMar>
               <w:left w:w="0" w:type="dxa"/>
@@ -2281,6 +2286,7 @@
             <w:textDirection w:val="btLr"/>
             <w:tcFitText/>
             <w:vAlign w:val="center"/>
+            <w:shd w:val="clear" w:color="auto" w:fill="#99CCFF"/>
           </w:tcPr>
           <w:p>
             <w:pPr>
@@ -2292,14 +2298,13 @@
                 <w:rFonts w:ascii="Arial" w:hAnsi="Arial"/>
                 <w:b/>
               </w:rPr>
-              <w:t xml:space="preserve">промаркированный</w:t>
+              <w:t xml:space="preserve">синий</w:t>
             </w:r>
           </w:p>
         </w:tc>
         <w:tc>
           <w:tcPr>
             <w:tcW w:w="958" w:type="dxa"/>
-            <w:vMerge w:val="restart"/>
           </w:tcPr>
           <w:p>
             <w:pPr>
@@ -2310,7 +2315,7 @@
                 <w:sz w:val="14"/>
                 <w:rFonts w:ascii="Arial" w:hAnsi="Arial"/>
               </w:rPr>
-              <w:t xml:space="preserve">1 раз в месяц</w:t>
+              <w:t xml:space="preserve">3 раза в смену</w:t>
             </w:r>
           </w:p>
         </w:tc>
@@ -2328,7 +2333,7 @@
                 <w:sz w:val="14"/>
                 <w:rFonts w:ascii="Arial" w:hAnsi="Arial"/>
               </w:rPr>
-              <w:t xml:space="preserve">сотрудник внутреннего клининга</w:t>
+              <w:t xml:space="preserve"/>
             </w:r>
           </w:p>
         </w:tc>
@@ -2346,7 +2351,7 @@
                 <w:sz w:val="14"/>
                 <w:rFonts w:ascii="Arial" w:hAnsi="Arial"/>
               </w:rPr>
-              <w:t xml:space="preserve">визуальный контроль/ сотрудник отдела качества</w:t>
+              <w:t xml:space="preserve">визуальный</w:t>
             </w:r>
           </w:p>
         </w:tc>
@@ -2421,7 +2426,7 @@
                 <w:b/>
                 <w:sz w:val="14"/>
               </w:rPr>
-              <w:t>-СУПЕР</w:t>
+              <w:t>-ЭКСПРЕСС</w:t>
             </w:r>
           </w:p>
         </w:tc>
@@ -2438,7 +2443,7 @@
                 <w:sz w:val="14"/>
                 <w:rFonts w:ascii="Arial" w:hAnsi="Arial"/>
               </w:rPr>
-              <w:t xml:space="preserve">протирание</w:t>
+              <w:t xml:space="preserve">ручной (протирание)</w:t>
             </w:r>
           </w:p>
         </w:tc>
@@ -2455,7 +2460,7 @@
                 <w:rFonts w:ascii="Arial" w:hAnsi="Arial"/>
                 <w:sz w:val="14"/>
               </w:rPr>
-              <w:t>0,02 % - 0,04 % (по НУК)</w:t>
+              <w:t>без разведения</w:t>
             </w:r>
             <w:r>
               <w:br/>
@@ -2465,7 +2470,7 @@
                 <w:rFonts w:ascii="Arial" w:hAnsi="Arial"/>
                 <w:sz w:val="14"/>
               </w:rPr>
-              <w:t>дозирующая система ProMax</w:t>
+              <w:t>готовая форма</w:t>
             </w:r>
           </w:p>
         </w:tc>
@@ -2482,7 +2487,7 @@
                 <w:sz w:val="14"/>
                 <w:rFonts w:ascii="Arial" w:hAnsi="Arial"/>
               </w:rPr>
-              <w:t xml:space="preserve">не выше 20°C</w:t>
+              <w:t xml:space="preserve">___________</w:t>
             </w:r>
           </w:p>
         </w:tc>
@@ -2506,7 +2511,6 @@
         <w:tc>
           <w:tcPr>
             <w:tcW w:w="510" w:type="dxa"/>
-            <w:vMerge/>
             <w:noWrap/>
             <w:tcMar>
               <w:left w:w="0" w:type="dxa"/>
@@ -2515,15 +2519,38 @@
             <w:textDirection w:val="btLr"/>
             <w:tcFitText/>
             <w:vAlign w:val="center"/>
-          </w:tcPr>
-          <w:p/>
+            <w:shd w:val="clear" w:color="auto" w:fill="#32CD32"/>
+          </w:tcPr>
+          <w:p>
+            <w:pPr>
+              <w:pStyle w:val="--3"/>
+            </w:pPr>
+            <w:r>
+              <w:rPr>
+                <w:sz w:val="14"/>
+                <w:rFonts w:ascii="Arial" w:hAnsi="Arial"/>
+                <w:b/>
+              </w:rPr>
+              <w:t xml:space="preserve">лаймовый</w:t>
+            </w:r>
+          </w:p>
         </w:tc>
         <w:tc>
           <w:tcPr>
             <w:tcW w:w="958" w:type="dxa"/>
-            <w:vMerge/>
-          </w:tcPr>
-          <w:p/>
+          </w:tcPr>
+          <w:p>
+            <w:pPr>
+              <w:pStyle w:val="--3"/>
+            </w:pPr>
+            <w:r>
+              <w:rPr>
+                <w:sz w:val="14"/>
+                <w:rFonts w:ascii="Arial" w:hAnsi="Arial"/>
+              </w:rPr>
+              <w:t xml:space="preserve">1 раз в смену</w:t>
+            </w:r>
+          </w:p>
         </w:tc>
         <w:tc>
           <w:tcPr>
@@ -2544,20 +2571,9 @@
         <w:tc>
           <w:tcPr>
             <w:tcW w:w="1688" w:type="dxa"/>
-            <w:vMerge w:val="restart"/>
-          </w:tcPr>
-          <w:p>
-            <w:pPr>
-              <w:pStyle w:val="--2"/>
-            </w:pPr>
-            <w:r>
-              <w:rPr>
-                <w:sz w:val="14"/>
-                <w:rFonts w:ascii="Arial" w:hAnsi="Arial"/>
-              </w:rPr>
-              <w:t xml:space="preserve">выключатели</w:t>
-            </w:r>
-          </w:p>
+            <w:vMerge/>
+          </w:tcPr>
+          <w:p/>
         </w:tc>
         <w:tc>
           <w:tcPr>
@@ -2665,7 +2681,7 @@
                 <w:rFonts w:ascii="Arial" w:hAnsi="Arial"/>
                 <w:sz w:val="14"/>
               </w:rPr>
-              <w:t>0,02 % - 0,04 % (по НУК)</w:t>
+              <w:t>без разведения</w:t>
             </w:r>
             <w:r>
               <w:br/>
@@ -2709,14 +2725,13 @@
                 <w:sz w:val="14"/>
                 <w:rFonts w:ascii="Arial" w:hAnsi="Arial"/>
               </w:rPr>
-              <w:t xml:space="preserve">15 минут</w:t>
+              <w:t xml:space="preserve">20 минут</w:t>
             </w:r>
           </w:p>
         </w:tc>
         <w:tc>
           <w:tcPr>
             <w:tcW w:w="510" w:type="dxa"/>
-            <w:vMerge w:val="restart"/>
             <w:noWrap/>
             <w:tcMar>
               <w:left w:w="0" w:type="dxa"/>
@@ -2725,6 +2740,7 @@
             <w:textDirection w:val="btLr"/>
             <w:tcFitText/>
             <w:vAlign w:val="center"/>
+            <w:shd w:val="clear" w:color="auto" w:fill="#FFCCCC"/>
           </w:tcPr>
           <w:p>
             <w:pPr>
@@ -2736,7 +2752,7 @@
                 <w:rFonts w:ascii="Arial" w:hAnsi="Arial"/>
                 <w:b/>
               </w:rPr>
-              <w:t xml:space="preserve">промаркированный</w:t>
+              <w:t xml:space="preserve">красный</w:t>
             </w:r>
           </w:p>
         </w:tc>
@@ -2753,28 +2769,26 @@
                 <w:sz w:val="14"/>
                 <w:rFonts w:ascii="Arial" w:hAnsi="Arial"/>
               </w:rPr>
-              <w:t xml:space="preserve">2 раза в смену</w:t>
+              <w:t xml:space="preserve">при простое &gt; 30 минут</w:t>
             </w:r>
           </w:p>
         </w:tc>
         <w:tc>
           <w:tcPr>
             <w:tcW w:w="1351" w:type="dxa"/>
-            <w:vMerge w:val="restart"/>
-          </w:tcPr>
-          <w:p>
-            <w:pPr>
-              <w:pStyle w:val="--2"/>
-            </w:pPr>
-            <w:r>
-              <w:rPr>
-                <w:sz w:val="14"/>
-                <w:rFonts w:ascii="Arial" w:hAnsi="Arial"/>
-              </w:rPr>
-              <w:t xml:space="preserve">сотрудник внутреннего клининга</w:t>
-            </w:r>
-          </w:p>
-        </w:tc>
+            <w:vMerge/>
+          </w:tcPr>
+          <w:p/>
+        </w:tc>
+        <w:tc>
+          <w:tcPr>
+            <w:tcW w:w="1688" w:type="dxa"/>
+            <w:vMerge/>
+          </w:tcPr>
+          <w:p/>
+        </w:tc>
+      </w:tr>
+      <w:tr>
         <w:tc>
           <w:tcPr>
             <w:tcW w:w="1688" w:type="dxa"/>
@@ -2789,18 +2803,9 @@
                 <w:sz w:val="14"/>
                 <w:rFonts w:ascii="Arial" w:hAnsi="Arial"/>
               </w:rPr>
-              <w:t xml:space="preserve">визуальный контроль/ сотрудник отдела качества</w:t>
-            </w:r>
-          </w:p>
-        </w:tc>
-      </w:tr>
-      <w:tr>
-        <w:tc>
-          <w:tcPr>
-            <w:tcW w:w="1688" w:type="dxa"/>
-            <w:vMerge/>
-          </w:tcPr>
-          <w:p/>
+              <w:t xml:space="preserve">двери, кабель-каналы (до 2 м), розетки, стены (до 2 м)</w:t>
+            </w:r>
+          </w:p>
         </w:tc>
         <w:tc>
           <w:tcPr>
@@ -2815,13 +2820,14 @@
                 <w:sz w:val="14"/>
                 <w:rFonts w:ascii="Arial" w:hAnsi="Arial"/>
               </w:rPr>
-              <w:t xml:space="preserve">дезинфекция</w:t>
+              <w:t xml:space="preserve">мойка</w:t>
             </w:r>
           </w:p>
         </w:tc>
         <w:tc>
           <w:tcPr>
             <w:tcW w:w="506" w:type="dxa"/>
+            <w:vMerge w:val="restart"/>
             <w:tcMar>
               <w:left w:w="0" w:type="dxa"/>
               <w:right w:w="0" w:type="dxa"/>
@@ -2845,7 +2851,7 @@
         <w:tc>
           <w:tcPr>
             <w:tcW w:w="1913" w:type="dxa"/>
-            <w:shd w:val="clear" w:color="auto" w:fill="FFFFCC"/>
+            <w:shd w:val="clear" w:color="auto" w:fill="99FF99"/>
           </w:tcPr>
           <w:p>
             <w:pPr>
@@ -2857,24 +2863,7 @@
                 <w:b/>
                 <w:sz w:val="14"/>
               </w:rPr>
-              <w:t>ХИМИТЕК ПОЛИДЕЗ</w:t>
-            </w:r>
-            <w:r>
-              <w:rPr>
-                <w:rFonts w:ascii="Arial" w:hAnsi="Arial"/>
-                <w:b/>
-                <w:sz w:val="14"/>
-                <w:vertAlign w:val="superscript"/>
-              </w:rPr>
-              <w:t>®</w:t>
-            </w:r>
-            <w:r>
-              <w:rPr>
-                <w:rFonts w:ascii="Arial" w:hAnsi="Arial"/>
-                <w:b/>
-                <w:sz w:val="14"/>
-              </w:rPr>
-              <w:t>-ЭКСПРЕСС</w:t>
+              <w:t>ХИМИТЕК ИЗУМРУД 310</w:t>
             </w:r>
           </w:p>
         </w:tc>
@@ -2891,7 +2880,7 @@
                 <w:sz w:val="14"/>
                 <w:rFonts w:ascii="Arial" w:hAnsi="Arial"/>
               </w:rPr>
-              <w:t xml:space="preserve">ручной (протирание)</w:t>
+              <w:t xml:space="preserve">ручной (протирание, обработка щёткой)</w:t>
             </w:r>
           </w:p>
         </w:tc>
@@ -2908,7 +2897,7 @@
                 <w:rFonts w:ascii="Arial" w:hAnsi="Arial"/>
                 <w:sz w:val="14"/>
               </w:rPr>
-              <w:t>1-2%</w:t>
+              <w:t>1,0 % - 2,0 %</w:t>
             </w:r>
             <w:r>
               <w:br/>
@@ -2918,7 +2907,7 @@
                 <w:rFonts w:ascii="Arial" w:hAnsi="Arial"/>
                 <w:sz w:val="14"/>
               </w:rPr>
-              <w:t>Промакс</w:t>
+              <w:t>дозирующая система ProMax</w:t>
             </w:r>
           </w:p>
         </w:tc>
@@ -2935,31 +2924,30 @@
                 <w:sz w:val="14"/>
                 <w:rFonts w:ascii="Arial" w:hAnsi="Arial"/>
               </w:rPr>
+              <w:t xml:space="preserve">не ниже 40°C</w:t>
+            </w:r>
+          </w:p>
+        </w:tc>
+        <w:tc>
+          <w:tcPr>
+            <w:tcW w:w="1126" w:type="dxa"/>
+          </w:tcPr>
+          <w:p>
+            <w:pPr>
+              <w:pStyle w:val="--3"/>
+            </w:pPr>
+            <w:r>
+              <w:rPr>
+                <w:sz w:val="14"/>
+                <w:rFonts w:ascii="Arial" w:hAnsi="Arial"/>
+              </w:rPr>
               <w:t xml:space="preserve">___________</w:t>
             </w:r>
           </w:p>
         </w:tc>
         <w:tc>
           <w:tcPr>
-            <w:tcW w:w="1126" w:type="dxa"/>
-          </w:tcPr>
-          <w:p>
-            <w:pPr>
-              <w:pStyle w:val="--3"/>
-            </w:pPr>
-            <w:r>
-              <w:rPr>
-                <w:sz w:val="14"/>
-                <w:rFonts w:ascii="Arial" w:hAnsi="Arial"/>
-              </w:rPr>
-              <w:t xml:space="preserve">15 минут</w:t>
-            </w:r>
-          </w:p>
-        </w:tc>
-        <w:tc>
-          <w:tcPr>
             <w:tcW w:w="510" w:type="dxa"/>
-            <w:vMerge/>
             <w:noWrap/>
             <w:tcMar>
               <w:left w:w="0" w:type="dxa"/>
@@ -2968,8 +2956,903 @@
             <w:textDirection w:val="btLr"/>
             <w:tcFitText/>
             <w:vAlign w:val="center"/>
+            <w:vMerge w:val="restart"/>
+            <w:shd w:val="clear" w:color="auto" w:fill="#32CD32"/>
+          </w:tcPr>
+          <w:p>
+            <w:pPr>
+              <w:pStyle w:val="--3"/>
+            </w:pPr>
+            <w:r>
+              <w:rPr>
+                <w:sz w:val="14"/>
+                <w:rFonts w:ascii="Arial" w:hAnsi="Arial"/>
+                <w:b/>
+              </w:rPr>
+              <w:t xml:space="preserve">лаймовый</w:t>
+            </w:r>
+          </w:p>
+        </w:tc>
+        <w:tc>
+          <w:tcPr>
+            <w:tcW w:w="958" w:type="dxa"/>
+            <w:vMerge w:val="restart"/>
+          </w:tcPr>
+          <w:p>
+            <w:pPr>
+              <w:pStyle w:val="--3"/>
+            </w:pPr>
+            <w:r>
+              <w:rPr>
+                <w:sz w:val="14"/>
+                <w:rFonts w:ascii="Arial" w:hAnsi="Arial"/>
+              </w:rPr>
+              <w:t xml:space="preserve">1 раз в месяц</w:t>
+            </w:r>
+          </w:p>
+        </w:tc>
+        <w:tc>
+          <w:tcPr>
+            <w:tcW w:w="1351" w:type="dxa"/>
+            <w:vMerge w:val="restart"/>
+          </w:tcPr>
+          <w:p>
+            <w:pPr>
+              <w:pStyle w:val="--2"/>
+            </w:pPr>
+            <w:r>
+              <w:rPr>
+                <w:sz w:val="14"/>
+                <w:rFonts w:ascii="Arial" w:hAnsi="Arial"/>
+              </w:rPr>
+              <w:t xml:space="preserve">сотрудник внутреннего клининга</w:t>
+            </w:r>
+          </w:p>
+        </w:tc>
+        <w:tc>
+          <w:tcPr>
+            <w:tcW w:w="1688" w:type="dxa"/>
+            <w:vMerge w:val="restart"/>
+          </w:tcPr>
+          <w:p>
+            <w:pPr>
+              <w:pStyle w:val="--2"/>
+            </w:pPr>
+            <w:r>
+              <w:rPr>
+                <w:sz w:val="14"/>
+                <w:rFonts w:ascii="Arial" w:hAnsi="Arial"/>
+              </w:rPr>
+              <w:t xml:space="preserve">визуальный контроль/ сотрудник отдела качества</w:t>
+            </w:r>
+          </w:p>
+        </w:tc>
+      </w:tr>
+      <w:tr>
+        <w:tc>
+          <w:tcPr>
+            <w:tcW w:w="1688" w:type="dxa"/>
+            <w:vMerge/>
           </w:tcPr>
           <w:p/>
+        </w:tc>
+        <w:tc>
+          <w:tcPr>
+            <w:tcW w:w="1408" w:type="dxa"/>
+          </w:tcPr>
+          <w:p>
+            <w:pPr>
+              <w:pStyle w:val="--2"/>
+            </w:pPr>
+            <w:r>
+              <w:rPr>
+                <w:sz w:val="14"/>
+                <w:rFonts w:ascii="Arial" w:hAnsi="Arial"/>
+              </w:rPr>
+              <w:t xml:space="preserve">дезинфекция</w:t>
+            </w:r>
+          </w:p>
+        </w:tc>
+        <w:tc>
+          <w:tcPr>
+            <w:tcW w:w="506" w:type="dxa"/>
+            <w:vMerge/>
+            <w:tcMar>
+              <w:left w:w="0" w:type="dxa"/>
+              <w:right w:w="0" w:type="dxa"/>
+            </w:tcMar>
+            <w:textDirection w:val="btLr"/>
+            <w:vAlign w:val="center"/>
+          </w:tcPr>
+          <w:p/>
+        </w:tc>
+        <w:tc>
+          <w:tcPr>
+            <w:tcW w:w="1913" w:type="dxa"/>
+            <w:shd w:val="clear" w:color="auto" w:fill="FFFFCC"/>
+          </w:tcPr>
+          <w:p>
+            <w:pPr>
+              <w:pStyle w:val="-0"/>
+            </w:pPr>
+            <w:r>
+              <w:rPr>
+                <w:rFonts w:ascii="Arial" w:hAnsi="Arial"/>
+                <w:b/>
+                <w:sz w:val="14"/>
+              </w:rPr>
+              <w:t>ХИМИТЕК ПОЛИДЕЗ</w:t>
+            </w:r>
+            <w:r>
+              <w:rPr>
+                <w:rFonts w:ascii="Arial" w:hAnsi="Arial"/>
+                <w:b/>
+                <w:sz w:val="14"/>
+                <w:vertAlign w:val="superscript"/>
+              </w:rPr>
+              <w:t>®</w:t>
+            </w:r>
+            <w:r>
+              <w:rPr>
+                <w:rFonts w:ascii="Arial" w:hAnsi="Arial"/>
+                <w:b/>
+                <w:sz w:val="14"/>
+              </w:rPr>
+              <w:t>-СУПЕР</w:t>
+            </w:r>
+          </w:p>
+        </w:tc>
+        <w:tc>
+          <w:tcPr>
+            <w:tcW w:w="1520" w:type="dxa"/>
+          </w:tcPr>
+          <w:p>
+            <w:pPr>
+              <w:pStyle w:val="--2"/>
+            </w:pPr>
+            <w:r>
+              <w:rPr>
+                <w:sz w:val="14"/>
+                <w:rFonts w:ascii="Arial" w:hAnsi="Arial"/>
+              </w:rPr>
+              <w:t xml:space="preserve">протирание</w:t>
+            </w:r>
+          </w:p>
+        </w:tc>
+        <w:tc>
+          <w:tcPr>
+            <w:tcW w:w="2025" w:type="dxa"/>
+          </w:tcPr>
+          <w:p>
+            <w:pPr>
+              <w:pStyle w:val="--3"/>
+            </w:pPr>
+            <w:r>
+              <w:rPr>
+                <w:rFonts w:ascii="Arial" w:hAnsi="Arial"/>
+                <w:sz w:val="14"/>
+              </w:rPr>
+              <w:t>0,02 % - 0,04 % (по НУК)</w:t>
+            </w:r>
+            <w:r>
+              <w:br/>
+            </w:r>
+            <w:r>
+              <w:rPr>
+                <w:rFonts w:ascii="Arial" w:hAnsi="Arial"/>
+                <w:sz w:val="14"/>
+              </w:rPr>
+              <w:t>дозирующая система ProMax</w:t>
+            </w:r>
+          </w:p>
+        </w:tc>
+        <w:tc>
+          <w:tcPr>
+            <w:tcW w:w="1183" w:type="dxa"/>
+          </w:tcPr>
+          <w:p>
+            <w:pPr>
+              <w:pStyle w:val="--3"/>
+            </w:pPr>
+            <w:r>
+              <w:rPr>
+                <w:sz w:val="14"/>
+                <w:rFonts w:ascii="Arial" w:hAnsi="Arial"/>
+              </w:rPr>
+              <w:t xml:space="preserve">не выше 20°C</w:t>
+            </w:r>
+          </w:p>
+        </w:tc>
+        <w:tc>
+          <w:tcPr>
+            <w:tcW w:w="1126" w:type="dxa"/>
+          </w:tcPr>
+          <w:p>
+            <w:pPr>
+              <w:pStyle w:val="--3"/>
+            </w:pPr>
+            <w:r>
+              <w:rPr>
+                <w:sz w:val="14"/>
+                <w:rFonts w:ascii="Arial" w:hAnsi="Arial"/>
+              </w:rPr>
+              <w:t xml:space="preserve">20 минут</w:t>
+            </w:r>
+          </w:p>
+        </w:tc>
+        <w:tc>
+          <w:tcPr>
+            <w:tcW w:w="510" w:type="dxa"/>
+            <w:noWrap/>
+            <w:tcMar>
+              <w:left w:w="0" w:type="dxa"/>
+              <w:right w:w="0" w:type="dxa"/>
+            </w:tcMar>
+            <w:textDirection w:val="btLr"/>
+            <w:tcFitText/>
+            <w:vAlign w:val="center"/>
+            <w:vMerge/>
+            <w:shd w:val="clear" w:color="auto" w:fill="#32CD32"/>
+          </w:tcPr>
+          <w:p/>
+        </w:tc>
+        <w:tc>
+          <w:tcPr>
+            <w:tcW w:w="958" w:type="dxa"/>
+            <w:vMerge/>
+          </w:tcPr>
+          <w:p/>
+        </w:tc>
+        <w:tc>
+          <w:tcPr>
+            <w:tcW w:w="1351" w:type="dxa"/>
+            <w:vMerge/>
+          </w:tcPr>
+          <w:p/>
+        </w:tc>
+        <w:tc>
+          <w:tcPr>
+            <w:tcW w:w="1688" w:type="dxa"/>
+            <w:vMerge/>
+          </w:tcPr>
+          <w:p/>
+        </w:tc>
+      </w:tr>
+      <w:tr>
+        <w:tc>
+          <w:tcPr>
+            <w:tcW w:w="1688" w:type="dxa"/>
+            <w:vMerge w:val="restart"/>
+          </w:tcPr>
+          <w:p>
+            <w:pPr>
+              <w:pStyle w:val="--2"/>
+            </w:pPr>
+            <w:r>
+              <w:rPr>
+                <w:sz w:val="14"/>
+                <w:rFonts w:ascii="Arial" w:hAnsi="Arial"/>
+              </w:rPr>
+              <w:t xml:space="preserve">выключатели</w:t>
+            </w:r>
+          </w:p>
+        </w:tc>
+        <w:tc>
+          <w:tcPr>
+            <w:tcW w:w="1408" w:type="dxa"/>
+          </w:tcPr>
+          <w:p>
+            <w:pPr>
+              <w:pStyle w:val="--2"/>
+            </w:pPr>
+            <w:r>
+              <w:rPr>
+                <w:sz w:val="14"/>
+                <w:rFonts w:ascii="Arial" w:hAnsi="Arial"/>
+              </w:rPr>
+              <w:t xml:space="preserve">мойка</w:t>
+            </w:r>
+          </w:p>
+        </w:tc>
+        <w:tc>
+          <w:tcPr>
+            <w:tcW w:w="506" w:type="dxa"/>
+            <w:tcMar>
+              <w:left w:w="0" w:type="dxa"/>
+              <w:right w:w="0" w:type="dxa"/>
+            </w:tcMar>
+            <w:textDirection w:val="btLr"/>
+            <w:vAlign w:val="center"/>
+          </w:tcPr>
+          <w:p>
+            <w:pPr>
+              <w:pStyle w:val="--3"/>
+            </w:pPr>
+            <w:r>
+              <w:rPr>
+                <w:sz w:val="14"/>
+                <w:rFonts w:ascii="Arial" w:hAnsi="Arial"/>
+              </w:rPr>
+              <w:t xml:space="preserve"/>
+            </w:r>
+          </w:p>
+        </w:tc>
+        <w:tc>
+          <w:tcPr>
+            <w:tcW w:w="1913" w:type="dxa"/>
+            <w:shd w:val="clear" w:color="auto" w:fill="99FF99"/>
+          </w:tcPr>
+          <w:p>
+            <w:pPr>
+              <w:pStyle w:val="-0"/>
+            </w:pPr>
+            <w:r>
+              <w:rPr>
+                <w:rFonts w:ascii="Arial" w:hAnsi="Arial"/>
+                <w:b/>
+                <w:sz w:val="14"/>
+              </w:rPr>
+              <w:t>ХИМИТЕК ИЗУМРУД 310</w:t>
+            </w:r>
+          </w:p>
+        </w:tc>
+        <w:tc>
+          <w:tcPr>
+            <w:tcW w:w="1520" w:type="dxa"/>
+          </w:tcPr>
+          <w:p>
+            <w:pPr>
+              <w:pStyle w:val="--2"/>
+            </w:pPr>
+            <w:r>
+              <w:rPr>
+                <w:sz w:val="14"/>
+                <w:rFonts w:ascii="Arial" w:hAnsi="Arial"/>
+              </w:rPr>
+              <w:t xml:space="preserve">ручной (протирание)</w:t>
+            </w:r>
+          </w:p>
+        </w:tc>
+        <w:tc>
+          <w:tcPr>
+            <w:tcW w:w="2025" w:type="dxa"/>
+          </w:tcPr>
+          <w:p>
+            <w:pPr>
+              <w:pStyle w:val="--3"/>
+            </w:pPr>
+            <w:r>
+              <w:rPr>
+                <w:rFonts w:ascii="Arial" w:hAnsi="Arial"/>
+                <w:sz w:val="14"/>
+              </w:rPr>
+              <w:t>1,0 % - 2,0 %</w:t>
+            </w:r>
+            <w:r>
+              <w:br/>
+            </w:r>
+            <w:r>
+              <w:rPr>
+                <w:rFonts w:ascii="Arial" w:hAnsi="Arial"/>
+                <w:sz w:val="14"/>
+              </w:rPr>
+              <w:t>дозирующая система ProMax</w:t>
+            </w:r>
+          </w:p>
+        </w:tc>
+        <w:tc>
+          <w:tcPr>
+            <w:tcW w:w="1183" w:type="dxa"/>
+          </w:tcPr>
+          <w:p>
+            <w:pPr>
+              <w:pStyle w:val="--3"/>
+            </w:pPr>
+            <w:r>
+              <w:rPr>
+                <w:sz w:val="14"/>
+                <w:rFonts w:ascii="Arial" w:hAnsi="Arial"/>
+              </w:rPr>
+              <w:t xml:space="preserve">не ниже 40°C</w:t>
+            </w:r>
+          </w:p>
+        </w:tc>
+        <w:tc>
+          <w:tcPr>
+            <w:tcW w:w="1126" w:type="dxa"/>
+          </w:tcPr>
+          <w:p>
+            <w:pPr>
+              <w:pStyle w:val="--3"/>
+            </w:pPr>
+            <w:r>
+              <w:rPr>
+                <w:sz w:val="14"/>
+                <w:rFonts w:ascii="Arial" w:hAnsi="Arial"/>
+              </w:rPr>
+              <w:t xml:space="preserve">___________</w:t>
+            </w:r>
+          </w:p>
+        </w:tc>
+        <w:tc>
+          <w:tcPr>
+            <w:tcW w:w="510" w:type="dxa"/>
+            <w:noWrap/>
+            <w:tcMar>
+              <w:left w:w="0" w:type="dxa"/>
+              <w:right w:w="0" w:type="dxa"/>
+            </w:tcMar>
+            <w:textDirection w:val="btLr"/>
+            <w:tcFitText/>
+            <w:vAlign w:val="center"/>
+            <w:vMerge w:val="restart"/>
+            <w:shd w:val="clear" w:color="auto" w:fill="#32CD32"/>
+          </w:tcPr>
+          <w:p>
+            <w:pPr>
+              <w:pStyle w:val="--3"/>
+            </w:pPr>
+            <w:r>
+              <w:rPr>
+                <w:sz w:val="14"/>
+                <w:rFonts w:ascii="Arial" w:hAnsi="Arial"/>
+                <w:b/>
+              </w:rPr>
+              <w:t xml:space="preserve">лаймовый</w:t>
+            </w:r>
+          </w:p>
+        </w:tc>
+        <w:tc>
+          <w:tcPr>
+            <w:tcW w:w="958" w:type="dxa"/>
+          </w:tcPr>
+          <w:p>
+            <w:pPr>
+              <w:pStyle w:val="--3"/>
+            </w:pPr>
+            <w:r>
+              <w:rPr>
+                <w:sz w:val="14"/>
+                <w:rFonts w:ascii="Arial" w:hAnsi="Arial"/>
+              </w:rPr>
+              <w:t xml:space="preserve">1 раз в смену</w:t>
+            </w:r>
+          </w:p>
+        </w:tc>
+        <w:tc>
+          <w:tcPr>
+            <w:tcW w:w="1351" w:type="dxa"/>
+            <w:vMerge w:val="restart"/>
+          </w:tcPr>
+          <w:p>
+            <w:pPr>
+              <w:pStyle w:val="--2"/>
+            </w:pPr>
+            <w:r>
+              <w:rPr>
+                <w:sz w:val="14"/>
+                <w:rFonts w:ascii="Arial" w:hAnsi="Arial"/>
+              </w:rPr>
+              <w:t xml:space="preserve">сотрудник внутреннего клининга</w:t>
+            </w:r>
+          </w:p>
+        </w:tc>
+        <w:tc>
+          <w:tcPr>
+            <w:tcW w:w="1688" w:type="dxa"/>
+            <w:vMerge w:val="restart"/>
+          </w:tcPr>
+          <w:p>
+            <w:pPr>
+              <w:pStyle w:val="--2"/>
+            </w:pPr>
+            <w:r>
+              <w:rPr>
+                <w:sz w:val="14"/>
+                <w:rFonts w:ascii="Arial" w:hAnsi="Arial"/>
+              </w:rPr>
+              <w:t xml:space="preserve">визуальный контроль/ сотрудник отдела качества</w:t>
+            </w:r>
+          </w:p>
+        </w:tc>
+      </w:tr>
+      <w:tr>
+        <w:tc>
+          <w:tcPr>
+            <w:tcW w:w="1688" w:type="dxa"/>
+            <w:vMerge/>
+          </w:tcPr>
+          <w:p/>
+        </w:tc>
+        <w:tc>
+          <w:tcPr>
+            <w:tcW w:w="1408" w:type="dxa"/>
+          </w:tcPr>
+          <w:p>
+            <w:pPr>
+              <w:pStyle w:val="--2"/>
+            </w:pPr>
+            <w:r>
+              <w:rPr>
+                <w:sz w:val="14"/>
+                <w:rFonts w:ascii="Arial" w:hAnsi="Arial"/>
+              </w:rPr>
+              <w:t xml:space="preserve">дезинфекция</w:t>
+            </w:r>
+          </w:p>
+        </w:tc>
+        <w:tc>
+          <w:tcPr>
+            <w:tcW w:w="506" w:type="dxa"/>
+            <w:tcMar>
+              <w:left w:w="0" w:type="dxa"/>
+              <w:right w:w="0" w:type="dxa"/>
+            </w:tcMar>
+            <w:textDirection w:val="btLr"/>
+            <w:vAlign w:val="center"/>
+          </w:tcPr>
+          <w:p>
+            <w:pPr>
+              <w:pStyle w:val="--3"/>
+            </w:pPr>
+            <w:r>
+              <w:rPr>
+                <w:sz w:val="14"/>
+                <w:rFonts w:ascii="Arial" w:hAnsi="Arial"/>
+              </w:rPr>
+              <w:t xml:space="preserve"/>
+            </w:r>
+          </w:p>
+        </w:tc>
+        <w:tc>
+          <w:tcPr>
+            <w:tcW w:w="1913" w:type="dxa"/>
+            <w:shd w:val="clear" w:color="auto" w:fill="FFFFCC"/>
+          </w:tcPr>
+          <w:p>
+            <w:pPr>
+              <w:pStyle w:val="-0"/>
+            </w:pPr>
+            <w:r>
+              <w:rPr>
+                <w:rFonts w:ascii="Arial" w:hAnsi="Arial"/>
+                <w:b/>
+                <w:sz w:val="14"/>
+              </w:rPr>
+              <w:t>ХИМИТЕК ПОЛИДЕЗ</w:t>
+            </w:r>
+            <w:r>
+              <w:rPr>
+                <w:rFonts w:ascii="Arial" w:hAnsi="Arial"/>
+                <w:b/>
+                <w:sz w:val="14"/>
+                <w:vertAlign w:val="superscript"/>
+              </w:rPr>
+              <w:t>®</w:t>
+            </w:r>
+            <w:r>
+              <w:rPr>
+                <w:rFonts w:ascii="Arial" w:hAnsi="Arial"/>
+                <w:b/>
+                <w:sz w:val="14"/>
+              </w:rPr>
+              <w:t>-ЭКСПРЕСС</w:t>
+            </w:r>
+          </w:p>
+        </w:tc>
+        <w:tc>
+          <w:tcPr>
+            <w:tcW w:w="1520" w:type="dxa"/>
+          </w:tcPr>
+          <w:p>
+            <w:pPr>
+              <w:pStyle w:val="--2"/>
+            </w:pPr>
+            <w:r>
+              <w:rPr>
+                <w:sz w:val="14"/>
+                <w:rFonts w:ascii="Arial" w:hAnsi="Arial"/>
+              </w:rPr>
+              <w:t xml:space="preserve">ручной (протирание)</w:t>
+            </w:r>
+          </w:p>
+        </w:tc>
+        <w:tc>
+          <w:tcPr>
+            <w:tcW w:w="2025" w:type="dxa"/>
+          </w:tcPr>
+          <w:p>
+            <w:pPr>
+              <w:pStyle w:val="--3"/>
+            </w:pPr>
+            <w:r>
+              <w:rPr>
+                <w:rFonts w:ascii="Arial" w:hAnsi="Arial"/>
+                <w:sz w:val="14"/>
+              </w:rPr>
+              <w:t>0,02 % - 0,04 % (по НУК)</w:t>
+            </w:r>
+            <w:r>
+              <w:br/>
+            </w:r>
+            <w:r>
+              <w:rPr>
+                <w:rFonts w:ascii="Arial" w:hAnsi="Arial"/>
+                <w:sz w:val="14"/>
+              </w:rPr>
+              <w:t>готовая форма</w:t>
+            </w:r>
+          </w:p>
+        </w:tc>
+        <w:tc>
+          <w:tcPr>
+            <w:tcW w:w="1183" w:type="dxa"/>
+          </w:tcPr>
+          <w:p>
+            <w:pPr>
+              <w:pStyle w:val="--3"/>
+            </w:pPr>
+            <w:r>
+              <w:rPr>
+                <w:sz w:val="14"/>
+                <w:rFonts w:ascii="Arial" w:hAnsi="Arial"/>
+              </w:rPr>
+              <w:t xml:space="preserve">___________</w:t>
+            </w:r>
+          </w:p>
+        </w:tc>
+        <w:tc>
+          <w:tcPr>
+            <w:tcW w:w="1126" w:type="dxa"/>
+          </w:tcPr>
+          <w:p>
+            <w:pPr>
+              <w:pStyle w:val="--3"/>
+            </w:pPr>
+            <w:r>
+              <w:rPr>
+                <w:sz w:val="14"/>
+                <w:rFonts w:ascii="Arial" w:hAnsi="Arial"/>
+              </w:rPr>
+              <w:t xml:space="preserve">15 минут</w:t>
+            </w:r>
+          </w:p>
+        </w:tc>
+        <w:tc>
+          <w:tcPr>
+            <w:tcW w:w="510" w:type="dxa"/>
+            <w:noWrap/>
+            <w:tcMar>
+              <w:left w:w="0" w:type="dxa"/>
+              <w:right w:w="0" w:type="dxa"/>
+            </w:tcMar>
+            <w:textDirection w:val="btLr"/>
+            <w:tcFitText/>
+            <w:vAlign w:val="center"/>
+            <w:vMerge/>
+            <w:shd w:val="clear" w:color="auto" w:fill="#32CD32"/>
+          </w:tcPr>
+          <w:p/>
+        </w:tc>
+        <w:tc>
+          <w:tcPr>
+            <w:tcW w:w="958" w:type="dxa"/>
+          </w:tcPr>
+          <w:p>
+            <w:pPr>
+              <w:pStyle w:val="--3"/>
+            </w:pPr>
+            <w:r>
+              <w:rPr>
+                <w:sz w:val="14"/>
+                <w:rFonts w:ascii="Arial" w:hAnsi="Arial"/>
+              </w:rPr>
+              <w:t xml:space="preserve">2 раза в смену</w:t>
+            </w:r>
+          </w:p>
+        </w:tc>
+        <w:tc>
+          <w:tcPr>
+            <w:tcW w:w="1351" w:type="dxa"/>
+            <w:vMerge/>
+          </w:tcPr>
+          <w:p/>
+        </w:tc>
+        <w:tc>
+          <w:tcPr>
+            <w:tcW w:w="1688" w:type="dxa"/>
+            <w:vMerge/>
+          </w:tcPr>
+          <w:p/>
+        </w:tc>
+      </w:tr>
+      <w:tr>
+        <w:tc>
+          <w:tcPr>
+            <w:tcW w:w="1688" w:type="dxa"/>
+            <w:vMerge/>
+          </w:tcPr>
+          <w:p/>
+        </w:tc>
+        <w:tc>
+          <w:tcPr>
+            <w:tcW w:w="1408" w:type="dxa"/>
+          </w:tcPr>
+          <w:p>
+            <w:pPr>
+              <w:pStyle w:val="--2"/>
+            </w:pPr>
+            <w:r>
+              <w:rPr>
+                <w:sz w:val="14"/>
+                <w:rFonts w:ascii="Arial" w:hAnsi="Arial"/>
+              </w:rPr>
+              <w:t xml:space="preserve">дезинфекция</w:t>
+            </w:r>
+          </w:p>
+        </w:tc>
+        <w:tc>
+          <w:tcPr>
+            <w:tcW w:w="506" w:type="dxa"/>
+            <w:tcMar>
+              <w:left w:w="0" w:type="dxa"/>
+              <w:right w:w="0" w:type="dxa"/>
+            </w:tcMar>
+            <w:textDirection w:val="btLr"/>
+            <w:vAlign w:val="center"/>
+          </w:tcPr>
+          <w:p>
+            <w:pPr>
+              <w:pStyle w:val="--3"/>
+            </w:pPr>
+            <w:r>
+              <w:rPr>
+                <w:sz w:val="14"/>
+                <w:rFonts w:ascii="Arial" w:hAnsi="Arial"/>
+              </w:rPr>
+              <w:t xml:space="preserve"/>
+            </w:r>
+          </w:p>
+        </w:tc>
+        <w:tc>
+          <w:tcPr>
+            <w:tcW w:w="1913" w:type="dxa"/>
+            <w:shd w:val="clear" w:color="auto" w:fill="FFFFCC"/>
+          </w:tcPr>
+          <w:p>
+            <w:pPr>
+              <w:pStyle w:val="-0"/>
+            </w:pPr>
+            <w:r>
+              <w:rPr>
+                <w:rFonts w:ascii="Arial" w:hAnsi="Arial"/>
+                <w:b/>
+                <w:sz w:val="14"/>
+              </w:rPr>
+              <w:t>ХИМИТЕК ПОЛИДЕЗ</w:t>
+            </w:r>
+            <w:r>
+              <w:rPr>
+                <w:rFonts w:ascii="Arial" w:hAnsi="Arial"/>
+                <w:b/>
+                <w:sz w:val="14"/>
+                <w:vertAlign w:val="superscript"/>
+              </w:rPr>
+              <w:t>®</w:t>
+            </w:r>
+            <w:r>
+              <w:rPr>
+                <w:rFonts w:ascii="Arial" w:hAnsi="Arial"/>
+                <w:b/>
+                <w:sz w:val="14"/>
+              </w:rPr>
+              <w:t>-ЭКСПРЕСС</w:t>
+            </w:r>
+          </w:p>
+        </w:tc>
+        <w:tc>
+          <w:tcPr>
+            <w:tcW w:w="1520" w:type="dxa"/>
+          </w:tcPr>
+          <w:p>
+            <w:pPr>
+              <w:pStyle w:val="--2"/>
+            </w:pPr>
+            <w:r>
+              <w:rPr>
+                <w:sz w:val="14"/>
+                <w:rFonts w:ascii="Arial" w:hAnsi="Arial"/>
+              </w:rPr>
+              <w:t xml:space="preserve">ручной (протирание)</w:t>
+            </w:r>
+          </w:p>
+        </w:tc>
+        <w:tc>
+          <w:tcPr>
+            <w:tcW w:w="2025" w:type="dxa"/>
+          </w:tcPr>
+          <w:p>
+            <w:pPr>
+              <w:pStyle w:val="--3"/>
+            </w:pPr>
+            <w:r>
+              <w:rPr>
+                <w:rFonts w:ascii="Arial" w:hAnsi="Arial"/>
+                <w:sz w:val="14"/>
+              </w:rPr>
+              <w:t>1-2%</w:t>
+            </w:r>
+            <w:r>
+              <w:br/>
+            </w:r>
+            <w:r>
+              <w:rPr>
+                <w:rFonts w:ascii="Arial" w:hAnsi="Arial"/>
+                <w:sz w:val="14"/>
+              </w:rPr>
+              <w:t>Промакс</w:t>
+            </w:r>
+          </w:p>
+        </w:tc>
+        <w:tc>
+          <w:tcPr>
+            <w:tcW w:w="1183" w:type="dxa"/>
+          </w:tcPr>
+          <w:p>
+            <w:pPr>
+              <w:pStyle w:val="--3"/>
+            </w:pPr>
+            <w:r>
+              <w:rPr>
+                <w:sz w:val="14"/>
+                <w:rFonts w:ascii="Arial" w:hAnsi="Arial"/>
+              </w:rPr>
+              <w:t xml:space="preserve">___________</w:t>
+            </w:r>
+          </w:p>
+        </w:tc>
+        <w:tc>
+          <w:tcPr>
+            <w:tcW w:w="1126" w:type="dxa"/>
+          </w:tcPr>
+          <w:p>
+            <w:pPr>
+              <w:pStyle w:val="--3"/>
+            </w:pPr>
+            <w:r>
+              <w:rPr>
+                <w:sz w:val="14"/>
+                <w:rFonts w:ascii="Arial" w:hAnsi="Arial"/>
+              </w:rPr>
+              <w:t xml:space="preserve">15 минут</w:t>
+            </w:r>
+          </w:p>
+        </w:tc>
+        <w:tc>
+          <w:tcPr>
+            <w:tcW w:w="510" w:type="dxa"/>
+            <w:noWrap/>
+            <w:tcMar>
+              <w:left w:w="0" w:type="dxa"/>
+              <w:right w:w="0" w:type="dxa"/>
+            </w:tcMar>
+            <w:textDirection w:val="btLr"/>
+            <w:tcFitText/>
+            <w:vAlign w:val="center"/>
+          </w:tcPr>
+          <w:p>
+            <w:pPr>
+              <w:pStyle w:val="--3"/>
+            </w:pPr>
+            <w:r>
+              <w:rPr>
+                <w:sz w:val="14"/>
+                <w:rFonts w:ascii="Arial" w:hAnsi="Arial"/>
+                <w:b/>
+              </w:rPr>
+              <w:t xml:space="preserve">промаркированный</w:t>
+            </w:r>
+          </w:p>
         </w:tc>
         <w:tc>
           <w:tcPr>
@@ -3163,7 +4046,6 @@
         <w:tc>
           <w:tcPr>
             <w:tcW w:w="510" w:type="dxa"/>
-            <w:vMerge w:val="restart"/>
             <w:noWrap/>
             <w:tcMar>
               <w:left w:w="0" w:type="dxa"/>
@@ -3172,6 +4054,8 @@
             <w:textDirection w:val="btLr"/>
             <w:tcFitText/>
             <w:vAlign w:val="center"/>
+            <w:vMerge w:val="restart"/>
+            <w:shd w:val="clear" w:color="auto" w:fill="#32CD32"/>
           </w:tcPr>
           <w:p>
             <w:pPr>
@@ -3183,7 +4067,7 @@
                 <w:rFonts w:ascii="Arial" w:hAnsi="Arial"/>
                 <w:b/>
               </w:rPr>
-              <w:t xml:space="preserve">промаркированный</w:t>
+              <w:t xml:space="preserve">лаймовый</w:t>
             </w:r>
           </w:p>
         </w:tc>
@@ -3397,7 +4281,6 @@
         <w:tc>
           <w:tcPr>
             <w:tcW w:w="510" w:type="dxa"/>
-            <w:vMerge/>
             <w:noWrap/>
             <w:tcMar>
               <w:left w:w="0" w:type="dxa"/>
@@ -3406,6 +4289,8 @@
             <w:textDirection w:val="btLr"/>
             <w:tcFitText/>
             <w:vAlign w:val="center"/>
+            <w:vMerge/>
+            <w:shd w:val="clear" w:color="auto" w:fill="#32CD32"/>
           </w:tcPr>
           <w:p/>
         </w:tc>
@@ -3591,7 +4476,6 @@
         <w:tc>
           <w:tcPr>
             <w:tcW w:w="510" w:type="dxa"/>
-            <w:vMerge w:val="restart"/>
             <w:noWrap/>
             <w:tcMar>
               <w:left w:w="0" w:type="dxa"/>
@@ -3600,6 +4484,8 @@
             <w:textDirection w:val="btLr"/>
             <w:tcFitText/>
             <w:vAlign w:val="center"/>
+            <w:vMerge w:val="restart"/>
+            <w:shd w:val="clear" w:color="auto" w:fill="#32CD32"/>
           </w:tcPr>
           <w:p>
             <w:pPr>
@@ -3611,7 +4497,7 @@
                 <w:rFonts w:ascii="Arial" w:hAnsi="Arial"/>
                 <w:b/>
               </w:rPr>
-              <w:t xml:space="preserve">промаркированный</w:t>
+              <w:t xml:space="preserve">лаймовый</w:t>
             </w:r>
           </w:p>
         </w:tc>
@@ -3825,7 +4711,6 @@
         <w:tc>
           <w:tcPr>
             <w:tcW w:w="510" w:type="dxa"/>
-            <w:vMerge/>
             <w:noWrap/>
             <w:tcMar>
               <w:left w:w="0" w:type="dxa"/>
@@ -3834,6 +4719,8 @@
             <w:textDirection w:val="btLr"/>
             <w:tcFitText/>
             <w:vAlign w:val="center"/>
+            <w:vMerge/>
+            <w:shd w:val="clear" w:color="auto" w:fill="#32CD32"/>
           </w:tcPr>
           <w:p/>
         </w:tc>
@@ -4019,7 +4906,6 @@
         <w:tc>
           <w:tcPr>
             <w:tcW w:w="510" w:type="dxa"/>
-            <w:vMerge w:val="restart"/>
             <w:noWrap/>
             <w:tcMar>
               <w:left w:w="0" w:type="dxa"/>
@@ -4028,6 +4914,8 @@
             <w:textDirection w:val="btLr"/>
             <w:tcFitText/>
             <w:vAlign w:val="center"/>
+            <w:vMerge w:val="restart"/>
+            <w:shd w:val="clear" w:color="auto" w:fill="#32CD32"/>
           </w:tcPr>
           <w:p>
             <w:pPr>
@@ -4039,7 +4927,7 @@
                 <w:rFonts w:ascii="Arial" w:hAnsi="Arial"/>
                 <w:b/>
               </w:rPr>
-              <w:t xml:space="preserve">промаркированный</w:t>
+              <w:t xml:space="preserve">лаймовый</w:t>
             </w:r>
           </w:p>
         </w:tc>
@@ -4253,7 +5141,6 @@
         <w:tc>
           <w:tcPr>
             <w:tcW w:w="510" w:type="dxa"/>
-            <w:vMerge/>
             <w:noWrap/>
             <w:tcMar>
               <w:left w:w="0" w:type="dxa"/>
@@ -4262,6 +5149,8 @@
             <w:textDirection w:val="btLr"/>
             <w:tcFitText/>
             <w:vAlign w:val="center"/>
+            <w:vMerge/>
+            <w:shd w:val="clear" w:color="auto" w:fill="#32CD32"/>
           </w:tcPr>
           <w:p/>
         </w:tc>
@@ -4447,7 +5336,6 @@
         <w:tc>
           <w:tcPr>
             <w:tcW w:w="510" w:type="dxa"/>
-            <w:vMerge w:val="restart"/>
             <w:noWrap/>
             <w:tcMar>
               <w:left w:w="0" w:type="dxa"/>
@@ -4456,6 +5344,8 @@
             <w:textDirection w:val="btLr"/>
             <w:tcFitText/>
             <w:vAlign w:val="center"/>
+            <w:vMerge w:val="restart"/>
+            <w:shd w:val="clear" w:color="auto" w:fill="#32CD32"/>
           </w:tcPr>
           <w:p>
             <w:pPr>
@@ -4467,7 +5357,7 @@
                 <w:rFonts w:ascii="Arial" w:hAnsi="Arial"/>
                 <w:b/>
               </w:rPr>
-              <w:t xml:space="preserve">промаркированный</w:t>
+              <w:t xml:space="preserve">лаймовый</w:t>
             </w:r>
           </w:p>
         </w:tc>
@@ -4681,7 +5571,6 @@
         <w:tc>
           <w:tcPr>
             <w:tcW w:w="510" w:type="dxa"/>
-            <w:vMerge/>
             <w:noWrap/>
             <w:tcMar>
               <w:left w:w="0" w:type="dxa"/>
@@ -4690,6 +5579,8 @@
             <w:textDirection w:val="btLr"/>
             <w:tcFitText/>
             <w:vAlign w:val="center"/>
+            <w:vMerge/>
+            <w:shd w:val="clear" w:color="auto" w:fill="#32CD32"/>
           </w:tcPr>
           <w:p/>
         </w:tc>
@@ -4897,7 +5788,6 @@
         <w:tc>
           <w:tcPr>
             <w:tcW w:w="510" w:type="dxa"/>
-            <w:vMerge w:val="restart"/>
             <w:noWrap/>
             <w:tcMar>
               <w:left w:w="0" w:type="dxa"/>
@@ -4906,6 +5796,8 @@
             <w:textDirection w:val="btLr"/>
             <w:tcFitText/>
             <w:vAlign w:val="center"/>
+            <w:vMerge w:val="restart"/>
+            <w:shd w:val="clear" w:color="auto" w:fill="#32CD32"/>
           </w:tcPr>
           <w:p>
             <w:pPr>
@@ -4917,7 +5809,7 @@
                 <w:rFonts w:ascii="Arial" w:hAnsi="Arial"/>
                 <w:b/>
               </w:rPr>
-              <w:t xml:space="preserve">промаркированный</w:t>
+              <w:t xml:space="preserve">лаймовый</w:t>
             </w:r>
           </w:p>
         </w:tc>
@@ -5131,7 +6023,6 @@
         <w:tc>
           <w:tcPr>
             <w:tcW w:w="510" w:type="dxa"/>
-            <w:vMerge/>
             <w:noWrap/>
             <w:tcMar>
               <w:left w:w="0" w:type="dxa"/>
@@ -5140,6 +6031,8 @@
             <w:textDirection w:val="btLr"/>
             <w:tcFitText/>
             <w:vAlign w:val="center"/>
+            <w:vMerge/>
+            <w:shd w:val="clear" w:color="auto" w:fill="#32CD32"/>
           </w:tcPr>
           <w:p/>
         </w:tc>
@@ -5347,7 +6240,6 @@
         <w:tc>
           <w:tcPr>
             <w:tcW w:w="510" w:type="dxa"/>
-            <w:vMerge w:val="restart"/>
             <w:noWrap/>
             <w:tcMar>
               <w:left w:w="0" w:type="dxa"/>
@@ -5356,6 +6248,8 @@
             <w:textDirection w:val="btLr"/>
             <w:tcFitText/>
             <w:vAlign w:val="center"/>
+            <w:vMerge w:val="restart"/>
+            <w:shd w:val="clear" w:color="auto" w:fill="#32CD32"/>
           </w:tcPr>
           <w:p>
             <w:pPr>
@@ -5367,7 +6261,7 @@
                 <w:rFonts w:ascii="Arial" w:hAnsi="Arial"/>
                 <w:b/>
               </w:rPr>
-              <w:t xml:space="preserve">промаркированный</w:t>
+              <w:t xml:space="preserve">лаймовый</w:t>
             </w:r>
           </w:p>
         </w:tc>
@@ -5581,7 +6475,6 @@
         <w:tc>
           <w:tcPr>
             <w:tcW w:w="510" w:type="dxa"/>
-            <w:vMerge/>
             <w:noWrap/>
             <w:tcMar>
               <w:left w:w="0" w:type="dxa"/>
@@ -5590,6 +6483,8 @@
             <w:textDirection w:val="btLr"/>
             <w:tcFitText/>
             <w:vAlign w:val="center"/>
+            <w:vMerge/>
+            <w:shd w:val="clear" w:color="auto" w:fill="#32CD32"/>
           </w:tcPr>
           <w:p/>
         </w:tc>

--- a/tech_cards/бытовое помещение клининга_tech_card.docx
+++ b/tech_cards/бытовое помещение клининга_tech_card.docx
@@ -2519,6 +2519,7 @@
             <w:textDirection w:val="btLr"/>
             <w:tcFitText/>
             <w:vAlign w:val="center"/>
+            <w:vMerge w:val="restart"/>
             <w:shd w:val="clear" w:color="auto" w:fill="#32CD32"/>
           </w:tcPr>
           <w:p>
@@ -2538,6 +2539,7 @@
         <w:tc>
           <w:tcPr>
             <w:tcW w:w="958" w:type="dxa"/>
+            <w:vMerge w:val="restart"/>
           </w:tcPr>
           <w:p>
             <w:pPr>
@@ -2551,6 +2553,391 @@
               <w:t xml:space="preserve">1 раз в смену</w:t>
             </w:r>
           </w:p>
+        </w:tc>
+        <w:tc>
+          <w:tcPr>
+            <w:tcW w:w="1351" w:type="dxa"/>
+            <w:vMerge/>
+          </w:tcPr>
+          <w:p/>
+        </w:tc>
+        <w:tc>
+          <w:tcPr>
+            <w:tcW w:w="1688" w:type="dxa"/>
+            <w:vMerge/>
+          </w:tcPr>
+          <w:p/>
+        </w:tc>
+      </w:tr>
+      <w:tr>
+        <w:tc>
+          <w:tcPr>
+            <w:tcW w:w="1688" w:type="dxa"/>
+            <w:vMerge/>
+          </w:tcPr>
+          <w:p/>
+        </w:tc>
+        <w:tc>
+          <w:tcPr>
+            <w:tcW w:w="1408" w:type="dxa"/>
+          </w:tcPr>
+          <w:p>
+            <w:pPr>
+              <w:pStyle w:val="--2"/>
+            </w:pPr>
+            <w:r>
+              <w:rPr>
+                <w:sz w:val="14"/>
+                <w:rFonts w:ascii="Arial" w:hAnsi="Arial"/>
+              </w:rPr>
+              <w:t xml:space="preserve">мойка</w:t>
+            </w:r>
+          </w:p>
+        </w:tc>
+        <w:tc>
+          <w:tcPr>
+            <w:tcW w:w="506" w:type="dxa"/>
+            <w:vMerge w:val="restart"/>
+            <w:tcMar>
+              <w:left w:w="0" w:type="dxa"/>
+              <w:right w:w="0" w:type="dxa"/>
+            </w:tcMar>
+            <w:textDirection w:val="btLr"/>
+            <w:vAlign w:val="center"/>
+          </w:tcPr>
+          <w:p>
+            <w:pPr>
+              <w:pStyle w:val="--3"/>
+            </w:pPr>
+            <w:r>
+              <w:rPr>
+                <w:sz w:val="14"/>
+                <w:rFonts w:ascii="Arial" w:hAnsi="Arial"/>
+              </w:rPr>
+              <w:t xml:space="preserve"/>
+            </w:r>
+          </w:p>
+        </w:tc>
+        <w:tc>
+          <w:tcPr>
+            <w:tcW w:w="1913" w:type="dxa"/>
+            <w:shd w:val="clear" w:color="auto" w:fill="99FF99"/>
+          </w:tcPr>
+          <w:p>
+            <w:pPr>
+              <w:pStyle w:val="-0"/>
+            </w:pPr>
+            <w:r>
+              <w:rPr>
+                <w:rFonts w:ascii="Arial" w:hAnsi="Arial"/>
+                <w:b/>
+                <w:sz w:val="14"/>
+              </w:rPr>
+              <w:t>ХИМИТЕК ИЗУМРУД 310</w:t>
+            </w:r>
+          </w:p>
+        </w:tc>
+        <w:tc>
+          <w:tcPr>
+            <w:tcW w:w="1520" w:type="dxa"/>
+          </w:tcPr>
+          <w:p>
+            <w:pPr>
+              <w:pStyle w:val="--2"/>
+            </w:pPr>
+            <w:r>
+              <w:rPr>
+                <w:sz w:val="14"/>
+                <w:rFonts w:ascii="Arial" w:hAnsi="Arial"/>
+              </w:rPr>
+              <w:t xml:space="preserve">ручной (протирание, обработка щёткой)</w:t>
+            </w:r>
+          </w:p>
+        </w:tc>
+        <w:tc>
+          <w:tcPr>
+            <w:tcW w:w="2025" w:type="dxa"/>
+          </w:tcPr>
+          <w:p>
+            <w:pPr>
+              <w:pStyle w:val="--3"/>
+            </w:pPr>
+            <w:r>
+              <w:rPr>
+                <w:rFonts w:ascii="Arial" w:hAnsi="Arial"/>
+                <w:sz w:val="14"/>
+              </w:rPr>
+              <w:t>1,0 % - 2,0 %</w:t>
+            </w:r>
+            <w:r>
+              <w:br/>
+            </w:r>
+            <w:r>
+              <w:rPr>
+                <w:rFonts w:ascii="Arial" w:hAnsi="Arial"/>
+                <w:sz w:val="14"/>
+              </w:rPr>
+              <w:t>дозирующая система ProMax</w:t>
+            </w:r>
+          </w:p>
+        </w:tc>
+        <w:tc>
+          <w:tcPr>
+            <w:tcW w:w="1183" w:type="dxa"/>
+          </w:tcPr>
+          <w:p>
+            <w:pPr>
+              <w:pStyle w:val="--3"/>
+            </w:pPr>
+            <w:r>
+              <w:rPr>
+                <w:sz w:val="14"/>
+                <w:rFonts w:ascii="Arial" w:hAnsi="Arial"/>
+              </w:rPr>
+              <w:t xml:space="preserve">не ниже 40°С</w:t>
+            </w:r>
+          </w:p>
+        </w:tc>
+        <w:tc>
+          <w:tcPr>
+            <w:tcW w:w="1126" w:type="dxa"/>
+          </w:tcPr>
+          <w:p>
+            <w:pPr>
+              <w:pStyle w:val="--3"/>
+            </w:pPr>
+            <w:r>
+              <w:rPr>
+                <w:sz w:val="14"/>
+                <w:rFonts w:ascii="Arial" w:hAnsi="Arial"/>
+              </w:rPr>
+              <w:t xml:space="preserve">___________</w:t>
+            </w:r>
+          </w:p>
+        </w:tc>
+        <w:tc>
+          <w:tcPr>
+            <w:tcW w:w="510" w:type="dxa"/>
+            <w:noWrap/>
+            <w:tcMar>
+              <w:left w:w="0" w:type="dxa"/>
+              <w:right w:w="0" w:type="dxa"/>
+            </w:tcMar>
+            <w:textDirection w:val="btLr"/>
+            <w:tcFitText/>
+            <w:vAlign w:val="center"/>
+            <w:vMerge/>
+            <w:shd w:val="clear" w:color="auto" w:fill="#32CD32"/>
+          </w:tcPr>
+          <w:p/>
+        </w:tc>
+        <w:tc>
+          <w:tcPr>
+            <w:tcW w:w="958" w:type="dxa"/>
+            <w:vMerge/>
+          </w:tcPr>
+          <w:p/>
+        </w:tc>
+        <w:tc>
+          <w:tcPr>
+            <w:tcW w:w="1351" w:type="dxa"/>
+            <w:vMerge/>
+          </w:tcPr>
+          <w:p/>
+        </w:tc>
+        <w:tc>
+          <w:tcPr>
+            <w:tcW w:w="1688" w:type="dxa"/>
+            <w:vMerge/>
+          </w:tcPr>
+          <w:p/>
+        </w:tc>
+      </w:tr>
+      <w:tr>
+        <w:tc>
+          <w:tcPr>
+            <w:tcW w:w="1688" w:type="dxa"/>
+            <w:vMerge/>
+          </w:tcPr>
+          <w:p/>
+        </w:tc>
+        <w:tc>
+          <w:tcPr>
+            <w:tcW w:w="1408" w:type="dxa"/>
+          </w:tcPr>
+          <w:p>
+            <w:pPr>
+              <w:pStyle w:val="--2"/>
+            </w:pPr>
+            <w:r>
+              <w:rPr>
+                <w:sz w:val="14"/>
+                <w:rFonts w:ascii="Arial" w:hAnsi="Arial"/>
+              </w:rPr>
+              <w:t xml:space="preserve">дезинфекция</w:t>
+            </w:r>
+          </w:p>
+        </w:tc>
+        <w:tc>
+          <w:tcPr>
+            <w:tcW w:w="506" w:type="dxa"/>
+            <w:vMerge/>
+            <w:tcMar>
+              <w:left w:w="0" w:type="dxa"/>
+              <w:right w:w="0" w:type="dxa"/>
+            </w:tcMar>
+            <w:textDirection w:val="btLr"/>
+            <w:vAlign w:val="center"/>
+          </w:tcPr>
+          <w:p/>
+        </w:tc>
+        <w:tc>
+          <w:tcPr>
+            <w:tcW w:w="1913" w:type="dxa"/>
+            <w:shd w:val="clear" w:color="auto" w:fill="FFFFCC"/>
+          </w:tcPr>
+          <w:p>
+            <w:pPr>
+              <w:pStyle w:val="-0"/>
+            </w:pPr>
+            <w:r>
+              <w:rPr>
+                <w:rFonts w:ascii="Arial" w:hAnsi="Arial"/>
+                <w:b/>
+                <w:sz w:val="14"/>
+              </w:rPr>
+              <w:t>ХИМИТЕК ПОЛИДЕЗ</w:t>
+            </w:r>
+            <w:r>
+              <w:rPr>
+                <w:rFonts w:ascii="Arial" w:hAnsi="Arial"/>
+                <w:b/>
+                <w:sz w:val="14"/>
+                <w:vertAlign w:val="superscript"/>
+              </w:rPr>
+              <w:t>®</w:t>
+            </w:r>
+            <w:r>
+              <w:rPr>
+                <w:rFonts w:ascii="Arial" w:hAnsi="Arial"/>
+                <w:b/>
+                <w:sz w:val="14"/>
+              </w:rPr>
+              <w:t>-СУПЕР</w:t>
+            </w:r>
+          </w:p>
+        </w:tc>
+        <w:tc>
+          <w:tcPr>
+            <w:tcW w:w="1520" w:type="dxa"/>
+          </w:tcPr>
+          <w:p>
+            <w:pPr>
+              <w:pStyle w:val="--2"/>
+            </w:pPr>
+            <w:r>
+              <w:rPr>
+                <w:sz w:val="14"/>
+                <w:rFonts w:ascii="Arial" w:hAnsi="Arial"/>
+              </w:rPr>
+              <w:t xml:space="preserve">протирание</w:t>
+            </w:r>
+          </w:p>
+        </w:tc>
+        <w:tc>
+          <w:tcPr>
+            <w:tcW w:w="2025" w:type="dxa"/>
+          </w:tcPr>
+          <w:p>
+            <w:pPr>
+              <w:pStyle w:val="--3"/>
+            </w:pPr>
+            <w:r>
+              <w:rPr>
+                <w:rFonts w:ascii="Arial" w:hAnsi="Arial"/>
+                <w:sz w:val="14"/>
+              </w:rPr>
+              <w:t>0,02 % - 0,04 % (по НУК)</w:t>
+            </w:r>
+            <w:r>
+              <w:br/>
+            </w:r>
+            <w:r>
+              <w:rPr>
+                <w:rFonts w:ascii="Arial" w:hAnsi="Arial"/>
+                <w:sz w:val="14"/>
+              </w:rPr>
+              <w:t>дозирующая система ProMax</w:t>
+            </w:r>
+          </w:p>
+        </w:tc>
+        <w:tc>
+          <w:tcPr>
+            <w:tcW w:w="1183" w:type="dxa"/>
+          </w:tcPr>
+          <w:p>
+            <w:pPr>
+              <w:pStyle w:val="--3"/>
+            </w:pPr>
+            <w:r>
+              <w:rPr>
+                <w:sz w:val="14"/>
+                <w:rFonts w:ascii="Arial" w:hAnsi="Arial"/>
+              </w:rPr>
+              <w:t xml:space="preserve">18-20°C</w:t>
+            </w:r>
+          </w:p>
+        </w:tc>
+        <w:tc>
+          <w:tcPr>
+            <w:tcW w:w="1126" w:type="dxa"/>
+          </w:tcPr>
+          <w:p>
+            <w:pPr>
+              <w:pStyle w:val="--3"/>
+            </w:pPr>
+            <w:r>
+              <w:rPr>
+                <w:sz w:val="14"/>
+                <w:rFonts w:ascii="Arial" w:hAnsi="Arial"/>
+              </w:rPr>
+              <w:t xml:space="preserve">20 минут</w:t>
+            </w:r>
+          </w:p>
+        </w:tc>
+        <w:tc>
+          <w:tcPr>
+            <w:tcW w:w="510" w:type="dxa"/>
+            <w:noWrap/>
+            <w:tcMar>
+              <w:left w:w="0" w:type="dxa"/>
+              <w:right w:w="0" w:type="dxa"/>
+            </w:tcMar>
+            <w:textDirection w:val="btLr"/>
+            <w:tcFitText/>
+            <w:vAlign w:val="center"/>
+            <w:shd w:val="clear" w:color="auto" w:fill="#FFFFCC"/>
+          </w:tcPr>
+          <w:p>
+            <w:pPr>
+              <w:pStyle w:val="--3"/>
+            </w:pPr>
+            <w:r>
+              <w:rPr>
+                <w:sz w:val="14"/>
+                <w:rFonts w:ascii="Arial" w:hAnsi="Arial"/>
+                <w:b/>
+              </w:rPr>
+              <w:t xml:space="preserve">жёлтый</w:t>
+            </w:r>
+          </w:p>
+        </w:tc>
+        <w:tc>
+          <w:tcPr>
+            <w:tcW w:w="958" w:type="dxa"/>
+            <w:vMerge/>
+          </w:tcPr>
+          <w:p/>
         </w:tc>
         <w:tc>
           <w:tcPr>
